--- a/Science_Teesside/Teaching_Packs/GROW/lessons/W5A/GROW_Science_Autumn1_W5A_Fair_Test_Pupil.docx
+++ b/Science_Teesside/Teaching_Packs/GROW/lessons/W5A/GROW_Science_Autumn1_W5A_Fair_Test_Pupil.docx
@@ -5,6 +5,11 @@
     <w:p>
       <w:pPr>
         <w:pStyle w:val="Kicker"/>
+        <w:shd w:val="clear" w:fill="EDF5F0"/>
+        <w:pBdr>
+          <w:left w:val="single" w:sz="16" w:color="28675C" w:space="5"/>
+        </w:pBdr>
+        <w:ind w:left="91"/>
       </w:pPr>
       <w:r>
         <w:t>PUPIL WORKSHEET</w:t>
@@ -34,9 +39,9 @@
     <w:p>
       <w:pPr>
         <w:pStyle w:val="Callout"/>
-        <w:shd w:fill="F7F4EC"/>
+        <w:shd w:fill="EDF5F0" w:val="clear"/>
         <w:pBdr>
-          <w:left w:val="single" w:sz="18" w:space="8" w:color="28675C"/>
+          <w:left w:val="single" w:sz="20" w:color="28675C" w:space="7"/>
         </w:pBdr>
       </w:pPr>
       <w:r>
@@ -63,24 +68,24 @@
     </w:p>
     <w:tbl>
       <w:tblPr>
-        <w:jc w:val="left"/>
         <w:tblLayout w:type="fixed"/>
         <w:tblLook w:firstColumn="1" w:firstRow="1" w:lastColumn="0" w:lastRow="0" w:noHBand="0" w:noVBand="1" w:val="04A0"/>
         <w:tblW w:w="9866" w:type="dxa"/>
+        <w:jc w:val="left"/>
         <w:tblInd w:w="120" w:type="dxa"/>
         <w:tblCellMar>
-          <w:top w:w="100" w:type="dxa"/>
-          <w:left w:w="100" w:type="dxa"/>
-          <w:bottom w:w="100" w:type="dxa"/>
-          <w:right w:w="100" w:type="dxa"/>
+          <w:top w:w="90" w:type="dxa"/>
+          <w:left w:w="120" w:type="dxa"/>
+          <w:bottom w:w="90" w:type="dxa"/>
+          <w:right w:w="120" w:type="dxa"/>
         </w:tblCellMar>
         <w:tblBorders>
-          <w:top w:val="single" w:sz="4" w:color="ACBBB7"/>
-          <w:left w:val="single" w:sz="4" w:color="ACBBB7"/>
-          <w:bottom w:val="single" w:sz="4" w:color="ACBBB7"/>
-          <w:right w:val="single" w:sz="4" w:color="ACBBB7"/>
-          <w:insideH w:val="single" w:sz="4" w:color="ACBBB7"/>
-          <w:insideV w:val="single" w:sz="4" w:color="ACBBB7"/>
+          <w:top w:val="single" w:sz="4" w:color="B7CEC3"/>
+          <w:left w:val="single" w:sz="4" w:color="B7CEC3"/>
+          <w:bottom w:val="single" w:sz="4" w:color="B7CEC3"/>
+          <w:right w:val="single" w:sz="4" w:color="B7CEC3"/>
+          <w:insideH w:val="single" w:sz="4" w:color="B7CEC3"/>
+          <w:insideV w:val="single" w:sz="4" w:color="B7CEC3"/>
         </w:tblBorders>
       </w:tblPr>
       <w:tblGrid>
@@ -96,16 +101,17 @@
           <w:tcPr>
             <w:vAlign w:val="center"/>
             <w:tcW w:w="3288" w:type="dxa"/>
-            <w:shd w:fill="F7F4EC"/>
+            <w:shd w:fill="28675C" w:val="clear"/>
           </w:tcPr>
           <w:p>
             <w:pPr>
-              <w:spacing w:after="20" w:before="20"/>
+              <w:spacing w:after="60" w:before="0" w:line="257" w:lineRule="auto"/>
             </w:pPr>
             <w:r>
               <w:rPr>
+                <w:rFonts w:ascii="Arial" w:hAnsi="Arial"/>
                 <w:b/>
-                <w:color w:val="173348"/>
+                <w:color w:val="FFFFFF"/>
                 <w:sz w:val="22"/>
               </w:rPr>
               <w:t>Planning frame</w:t>
@@ -116,16 +122,17 @@
           <w:tcPr>
             <w:vAlign w:val="center"/>
             <w:tcW w:w="6578" w:type="dxa"/>
-            <w:shd w:fill="F7F4EC"/>
+            <w:shd w:fill="28675C" w:val="clear"/>
           </w:tcPr>
           <w:p>
             <w:pPr>
-              <w:spacing w:after="20" w:before="20"/>
+              <w:spacing w:after="60" w:before="0" w:line="257" w:lineRule="auto"/>
             </w:pPr>
             <w:r>
               <w:rPr>
+                <w:rFonts w:ascii="Arial" w:hAnsi="Arial"/>
                 <w:b/>
-                <w:color w:val="173348"/>
+                <w:color w:val="FFFFFF"/>
                 <w:sz w:val="22"/>
               </w:rPr>
               <w:t>Our choice</w:t>
@@ -136,19 +143,23 @@
       <w:tr>
         <w:trPr>
           <w:cantSplit/>
-          <w:trHeight w:val="794"/>
+          <w:trHeight w:val="794" w:hRule="atLeast"/>
         </w:trPr>
         <w:tc>
           <w:tcPr>
             <w:vAlign w:val="center"/>
             <w:tcW w:w="3288" w:type="dxa"/>
+            <w:shd w:val="clear" w:fill="EDF5F0"/>
           </w:tcPr>
           <w:p>
             <w:pPr>
-              <w:spacing w:after="20" w:before="20"/>
+              <w:spacing w:after="60" w:before="0" w:line="257" w:lineRule="auto"/>
             </w:pPr>
             <w:r>
               <w:rPr>
+                <w:rFonts w:ascii="Arial" w:hAnsi="Arial"/>
+                <w:b w:val="0"/>
+                <w:color w:val="243943"/>
                 <w:sz w:val="22"/>
               </w:rPr>
               <w:t>Question</w:t>
@@ -159,13 +170,17 @@
           <w:tcPr>
             <w:vAlign w:val="center"/>
             <w:tcW w:w="6578" w:type="dxa"/>
+            <w:shd w:val="clear" w:fill="EDF5F0"/>
           </w:tcPr>
           <w:p>
             <w:pPr>
-              <w:spacing w:after="20" w:before="20"/>
+              <w:spacing w:after="60" w:before="0" w:line="257" w:lineRule="auto"/>
             </w:pPr>
             <w:r>
               <w:rPr>
+                <w:rFonts w:ascii="Arial" w:hAnsi="Arial"/>
+                <w:b w:val="0"/>
+                <w:color w:val="243943"/>
                 <w:sz w:val="22"/>
               </w:rPr>
               <w:t>Does the run-out surface affect stopping distance?</w:t>
@@ -176,19 +191,23 @@
       <w:tr>
         <w:trPr>
           <w:cantSplit/>
-          <w:trHeight w:val="794"/>
+          <w:trHeight w:val="780" w:hRule="atLeast"/>
         </w:trPr>
         <w:tc>
           <w:tcPr>
             <w:vAlign w:val="center"/>
             <w:tcW w:w="3288" w:type="dxa"/>
+            <w:shd w:val="clear" w:fill="FFFFFF"/>
           </w:tcPr>
           <w:p>
             <w:pPr>
-              <w:spacing w:after="20" w:before="20"/>
+              <w:spacing w:after="60" w:before="0" w:line="257" w:lineRule="auto"/>
             </w:pPr>
             <w:r>
               <w:rPr>
+                <w:rFonts w:ascii="Arial" w:hAnsi="Arial"/>
+                <w:b w:val="0"/>
+                <w:color w:val="243943"/>
                 <w:sz w:val="22"/>
               </w:rPr>
               <w:t>CHANGE</w:t>
@@ -199,13 +218,17 @@
           <w:tcPr>
             <w:vAlign w:val="center"/>
             <w:tcW w:w="6578" w:type="dxa"/>
+            <w:shd w:val="clear" w:fill="FFFFFF"/>
           </w:tcPr>
           <w:p>
             <w:pPr>
-              <w:spacing w:after="20" w:before="20"/>
+              <w:spacing w:after="60" w:before="0" w:line="257" w:lineRule="auto"/>
             </w:pPr>
             <w:r>
               <w:rPr>
+                <w:rFonts w:ascii="Arial" w:hAnsi="Arial"/>
+                <w:b w:val="0"/>
+                <w:color w:val="243943"/>
                 <w:sz w:val="22"/>
               </w:rPr>
             </w:r>
@@ -215,19 +238,23 @@
       <w:tr>
         <w:trPr>
           <w:cantSplit/>
-          <w:trHeight w:val="794"/>
+          <w:trHeight w:val="780" w:hRule="atLeast"/>
         </w:trPr>
         <w:tc>
           <w:tcPr>
             <w:vAlign w:val="center"/>
             <w:tcW w:w="3288" w:type="dxa"/>
+            <w:shd w:val="clear" w:fill="FFFFFF"/>
           </w:tcPr>
           <w:p>
             <w:pPr>
-              <w:spacing w:after="20" w:before="20"/>
+              <w:spacing w:after="60" w:before="0" w:line="257" w:lineRule="auto"/>
             </w:pPr>
             <w:r>
               <w:rPr>
+                <w:rFonts w:ascii="Arial" w:hAnsi="Arial"/>
+                <w:b w:val="0"/>
+                <w:color w:val="243943"/>
                 <w:sz w:val="22"/>
               </w:rPr>
               <w:t>KEEP THE SAME</w:t>
@@ -238,13 +265,17 @@
           <w:tcPr>
             <w:vAlign w:val="center"/>
             <w:tcW w:w="6578" w:type="dxa"/>
+            <w:shd w:val="clear" w:fill="FFFFFF"/>
           </w:tcPr>
           <w:p>
             <w:pPr>
-              <w:spacing w:after="20" w:before="20"/>
+              <w:spacing w:after="60" w:before="0" w:line="257" w:lineRule="auto"/>
             </w:pPr>
             <w:r>
               <w:rPr>
+                <w:rFonts w:ascii="Arial" w:hAnsi="Arial"/>
+                <w:b w:val="0"/>
+                <w:color w:val="243943"/>
                 <w:sz w:val="22"/>
               </w:rPr>
             </w:r>
@@ -254,19 +285,23 @@
       <w:tr>
         <w:trPr>
           <w:cantSplit/>
-          <w:trHeight w:val="794"/>
+          <w:trHeight w:val="780" w:hRule="atLeast"/>
         </w:trPr>
         <w:tc>
           <w:tcPr>
             <w:vAlign w:val="center"/>
             <w:tcW w:w="3288" w:type="dxa"/>
+            <w:shd w:val="clear" w:fill="FFFFFF"/>
           </w:tcPr>
           <w:p>
             <w:pPr>
-              <w:spacing w:after="20" w:before="20"/>
+              <w:spacing w:after="60" w:before="0" w:line="257" w:lineRule="auto"/>
             </w:pPr>
             <w:r>
               <w:rPr>
+                <w:rFonts w:ascii="Arial" w:hAnsi="Arial"/>
+                <w:b w:val="0"/>
+                <w:color w:val="243943"/>
                 <w:sz w:val="22"/>
               </w:rPr>
               <w:t>MEASURE, with unit</w:t>
@@ -277,13 +312,17 @@
           <w:tcPr>
             <w:vAlign w:val="center"/>
             <w:tcW w:w="6578" w:type="dxa"/>
+            <w:shd w:val="clear" w:fill="FFFFFF"/>
           </w:tcPr>
           <w:p>
             <w:pPr>
-              <w:spacing w:after="20" w:before="20"/>
+              <w:spacing w:after="60" w:before="0" w:line="257" w:lineRule="auto"/>
             </w:pPr>
             <w:r>
               <w:rPr>
+                <w:rFonts w:ascii="Arial" w:hAnsi="Arial"/>
+                <w:b w:val="0"/>
+                <w:color w:val="243943"/>
                 <w:sz w:val="22"/>
               </w:rPr>
             </w:r>
@@ -295,6 +334,11 @@
       <w:pPr>
         <w:pStyle w:val="Kicker"/>
         <w:pageBreakBefore/>
+        <w:shd w:val="clear" w:fill="EDF5F0"/>
+        <w:pBdr>
+          <w:left w:val="single" w:sz="16" w:color="28675C" w:space="5"/>
+        </w:pBdr>
+        <w:ind w:left="91"/>
       </w:pPr>
       <w:r>
         <w:t>PUPIL TASK / Autumn 1 · Week 5 · Lesson A</w:t>
@@ -358,8 +402,10 @@
       <w:pPr>
         <w:pStyle w:val="ResponseLine"/>
         <w:pBdr>
-          <w:bottom w:val="single" w:sz="3" w:space="1" w:color="ACBBB7"/>
+          <w:bottom w:val="single" w:sz="4" w:color="B7CEC3" w:space="0"/>
+          <w:between w:val="single" w:sz="4" w:color="B7CEC3" w:space="0"/>
         </w:pBdr>
+        <w:spacing w:line="440" w:lineRule="exact" w:after="0"/>
       </w:pPr>
       <w:r>
         <w:t xml:space="preserve"> </w:t>
@@ -369,8 +415,10 @@
       <w:pPr>
         <w:pStyle w:val="ResponseLine"/>
         <w:pBdr>
-          <w:bottom w:val="single" w:sz="3" w:space="1" w:color="ACBBB7"/>
+          <w:bottom w:val="single" w:sz="4" w:color="B7CEC3" w:space="0"/>
+          <w:between w:val="single" w:sz="4" w:color="B7CEC3" w:space="0"/>
         </w:pBdr>
+        <w:spacing w:line="440" w:lineRule="exact" w:after="0"/>
       </w:pPr>
       <w:r>
         <w:t xml:space="preserve"> </w:t>
@@ -380,8 +428,10 @@
       <w:pPr>
         <w:pStyle w:val="ResponseLine"/>
         <w:pBdr>
-          <w:bottom w:val="single" w:sz="3" w:space="1" w:color="ACBBB7"/>
+          <w:bottom w:val="single" w:sz="4" w:color="B7CEC3" w:space="0"/>
+          <w:between w:val="single" w:sz="4" w:color="B7CEC3" w:space="0"/>
         </w:pBdr>
+        <w:spacing w:line="440" w:lineRule="exact" w:after="0"/>
       </w:pPr>
       <w:r>
         <w:t xml:space="preserve"> </w:t>
@@ -391,8 +441,10 @@
       <w:pPr>
         <w:pStyle w:val="ResponseLine"/>
         <w:pBdr>
-          <w:bottom w:val="single" w:sz="3" w:space="1" w:color="ACBBB7"/>
+          <w:bottom w:val="single" w:sz="4" w:color="B7CEC3" w:space="0"/>
+          <w:between w:val="single" w:sz="4" w:color="B7CEC3" w:space="0"/>
         </w:pBdr>
+        <w:spacing w:line="440" w:lineRule="exact" w:after="0"/>
       </w:pPr>
       <w:r>
         <w:t xml:space="preserve"> </w:t>
@@ -402,8 +454,10 @@
       <w:pPr>
         <w:pStyle w:val="ResponseLine"/>
         <w:pBdr>
-          <w:bottom w:val="single" w:sz="3" w:space="1" w:color="ACBBB7"/>
+          <w:bottom w:val="single" w:sz="4" w:color="B7CEC3" w:space="0"/>
+          <w:between w:val="single" w:sz="4" w:color="B7CEC3" w:space="0"/>
         </w:pBdr>
+        <w:spacing w:line="440" w:lineRule="exact" w:after="0"/>
       </w:pPr>
       <w:r>
         <w:t xml:space="preserve"> </w:t>
@@ -413,8 +467,10 @@
       <w:pPr>
         <w:pStyle w:val="ResponseLine"/>
         <w:pBdr>
-          <w:bottom w:val="single" w:sz="3" w:space="1" w:color="ACBBB7"/>
+          <w:bottom w:val="single" w:sz="4" w:color="B7CEC3" w:space="0"/>
+          <w:between w:val="single" w:sz="4" w:color="B7CEC3" w:space="0"/>
         </w:pBdr>
+        <w:spacing w:line="440" w:lineRule="exact" w:after="0"/>
       </w:pPr>
       <w:r>
         <w:t xml:space="preserve"> </w:t>
@@ -424,8 +480,10 @@
       <w:pPr>
         <w:pStyle w:val="ResponseLine"/>
         <w:pBdr>
-          <w:bottom w:val="single" w:sz="3" w:space="1" w:color="ACBBB7"/>
+          <w:bottom w:val="single" w:sz="4" w:color="B7CEC3" w:space="0"/>
+          <w:between w:val="single" w:sz="4" w:color="B7CEC3" w:space="0"/>
         </w:pBdr>
+        <w:spacing w:line="440" w:lineRule="exact" w:after="0"/>
       </w:pPr>
       <w:r>
         <w:t xml:space="preserve"> </w:t>
@@ -435,8 +493,10 @@
       <w:pPr>
         <w:pStyle w:val="ResponseLine"/>
         <w:pBdr>
-          <w:bottom w:val="single" w:sz="3" w:space="1" w:color="ACBBB7"/>
+          <w:bottom w:val="single" w:sz="4" w:color="B7CEC3" w:space="0"/>
+          <w:between w:val="single" w:sz="4" w:color="B7CEC3" w:space="0"/>
         </w:pBdr>
+        <w:spacing w:line="440" w:lineRule="exact" w:after="0"/>
       </w:pPr>
       <w:r>
         <w:t xml:space="preserve"> </w:t>
@@ -446,6 +506,11 @@
       <w:pPr>
         <w:pStyle w:val="Kicker"/>
         <w:pageBreakBefore/>
+        <w:shd w:val="clear" w:fill="EDF5F0"/>
+        <w:pBdr>
+          <w:left w:val="single" w:sz="16" w:color="28675C" w:space="5"/>
+        </w:pBdr>
+        <w:ind w:left="91"/>
       </w:pPr>
       <w:r>
         <w:t>PUPIL TASK / Autumn 1 · Week 5 · Lesson A</w:t>
@@ -474,24 +539,24 @@
     </w:p>
     <w:tbl>
       <w:tblPr>
-        <w:jc w:val="left"/>
         <w:tblLayout w:type="fixed"/>
         <w:tblLook w:firstColumn="1" w:firstRow="1" w:lastColumn="0" w:lastRow="0" w:noHBand="0" w:noVBand="1" w:val="04A0"/>
         <w:tblW w:w="9866" w:type="dxa"/>
+        <w:jc w:val="left"/>
         <w:tblInd w:w="120" w:type="dxa"/>
         <w:tblCellMar>
-          <w:top w:w="100" w:type="dxa"/>
-          <w:left w:w="100" w:type="dxa"/>
-          <w:bottom w:w="100" w:type="dxa"/>
-          <w:right w:w="100" w:type="dxa"/>
+          <w:top w:w="90" w:type="dxa"/>
+          <w:left w:w="120" w:type="dxa"/>
+          <w:bottom w:w="90" w:type="dxa"/>
+          <w:right w:w="120" w:type="dxa"/>
         </w:tblCellMar>
         <w:tblBorders>
-          <w:top w:val="single" w:sz="4" w:color="ACBBB7"/>
-          <w:left w:val="single" w:sz="4" w:color="ACBBB7"/>
-          <w:bottom w:val="single" w:sz="4" w:color="ACBBB7"/>
-          <w:right w:val="single" w:sz="4" w:color="ACBBB7"/>
-          <w:insideH w:val="single" w:sz="4" w:color="ACBBB7"/>
-          <w:insideV w:val="single" w:sz="4" w:color="ACBBB7"/>
+          <w:top w:val="single" w:sz="4" w:color="B7CEC3"/>
+          <w:left w:val="single" w:sz="4" w:color="B7CEC3"/>
+          <w:bottom w:val="single" w:sz="4" w:color="B7CEC3"/>
+          <w:right w:val="single" w:sz="4" w:color="B7CEC3"/>
+          <w:insideH w:val="single" w:sz="4" w:color="B7CEC3"/>
+          <w:insideV w:val="single" w:sz="4" w:color="B7CEC3"/>
         </w:tblBorders>
       </w:tblPr>
       <w:tblGrid>
@@ -507,16 +572,17 @@
           <w:tcPr>
             <w:vAlign w:val="center"/>
             <w:tcW w:w="5115" w:type="dxa"/>
-            <w:shd w:fill="F7F4EC"/>
+            <w:shd w:fill="28675C" w:val="clear"/>
           </w:tcPr>
           <w:p>
             <w:pPr>
-              <w:spacing w:after="20" w:before="20"/>
+              <w:spacing w:after="60" w:before="0" w:line="257" w:lineRule="auto"/>
             </w:pPr>
             <w:r>
               <w:rPr>
+                <w:rFonts w:ascii="Arial" w:hAnsi="Arial"/>
                 <w:b/>
-                <w:color w:val="173348"/>
+                <w:color w:val="FFFFFF"/>
                 <w:sz w:val="22"/>
               </w:rPr>
               <w:t>Possible variable</w:t>
@@ -527,16 +593,17 @@
           <w:tcPr>
             <w:vAlign w:val="center"/>
             <w:tcW w:w="4751" w:type="dxa"/>
-            <w:shd w:fill="F7F4EC"/>
+            <w:shd w:fill="28675C" w:val="clear"/>
           </w:tcPr>
           <w:p>
             <w:pPr>
-              <w:spacing w:after="20" w:before="20"/>
+              <w:spacing w:after="60" w:before="0" w:line="257" w:lineRule="auto"/>
             </w:pPr>
             <w:r>
               <w:rPr>
+                <w:rFonts w:ascii="Arial" w:hAnsi="Arial"/>
                 <w:b/>
-                <w:color w:val="173348"/>
+                <w:color w:val="FFFFFF"/>
                 <w:sz w:val="22"/>
               </w:rPr>
               <w:t>Role in this test</w:t>
@@ -547,19 +614,23 @@
       <w:tr>
         <w:trPr>
           <w:cantSplit/>
-          <w:trHeight w:val="624"/>
+          <w:trHeight w:val="780" w:hRule="atLeast"/>
         </w:trPr>
         <w:tc>
           <w:tcPr>
             <w:vAlign w:val="center"/>
             <w:tcW w:w="5115" w:type="dxa"/>
+            <w:shd w:val="clear" w:fill="FFFFFF"/>
           </w:tcPr>
           <w:p>
             <w:pPr>
-              <w:spacing w:after="20" w:before="20"/>
+              <w:spacing w:after="60" w:before="0" w:line="257" w:lineRule="auto"/>
             </w:pPr>
             <w:r>
               <w:rPr>
+                <w:rFonts w:ascii="Arial" w:hAnsi="Arial"/>
+                <w:b w:val="0"/>
+                <w:color w:val="243943"/>
                 <w:sz w:val="22"/>
               </w:rPr>
               <w:t>Run-out surface</w:t>
@@ -570,13 +641,17 @@
           <w:tcPr>
             <w:vAlign w:val="center"/>
             <w:tcW w:w="4751" w:type="dxa"/>
+            <w:shd w:val="clear" w:fill="FFFFFF"/>
           </w:tcPr>
           <w:p>
             <w:pPr>
-              <w:spacing w:after="20" w:before="20"/>
+              <w:spacing w:after="60" w:before="0" w:line="257" w:lineRule="auto"/>
             </w:pPr>
             <w:r>
               <w:rPr>
+                <w:rFonts w:ascii="Arial" w:hAnsi="Arial"/>
+                <w:b w:val="0"/>
+                <w:color w:val="243943"/>
                 <w:sz w:val="22"/>
               </w:rPr>
             </w:r>
@@ -586,19 +661,23 @@
       <w:tr>
         <w:trPr>
           <w:cantSplit/>
-          <w:trHeight w:val="624"/>
+          <w:trHeight w:val="780" w:hRule="atLeast"/>
         </w:trPr>
         <w:tc>
           <w:tcPr>
             <w:vAlign w:val="center"/>
             <w:tcW w:w="5115" w:type="dxa"/>
+            <w:shd w:val="clear" w:fill="FFFFFF"/>
           </w:tcPr>
           <w:p>
             <w:pPr>
-              <w:spacing w:after="20" w:before="20"/>
+              <w:spacing w:after="60" w:before="0" w:line="257" w:lineRule="auto"/>
             </w:pPr>
             <w:r>
               <w:rPr>
+                <w:rFonts w:ascii="Arial" w:hAnsi="Arial"/>
+                <w:b w:val="0"/>
+                <w:color w:val="243943"/>
                 <w:sz w:val="22"/>
               </w:rPr>
               <w:t>Stopping distance</w:t>
@@ -609,13 +688,17 @@
           <w:tcPr>
             <w:vAlign w:val="center"/>
             <w:tcW w:w="4751" w:type="dxa"/>
+            <w:shd w:val="clear" w:fill="FFFFFF"/>
           </w:tcPr>
           <w:p>
             <w:pPr>
-              <w:spacing w:after="20" w:before="20"/>
+              <w:spacing w:after="60" w:before="0" w:line="257" w:lineRule="auto"/>
             </w:pPr>
             <w:r>
               <w:rPr>
+                <w:rFonts w:ascii="Arial" w:hAnsi="Arial"/>
+                <w:b w:val="0"/>
+                <w:color w:val="243943"/>
                 <w:sz w:val="22"/>
               </w:rPr>
             </w:r>
@@ -625,19 +708,23 @@
       <w:tr>
         <w:trPr>
           <w:cantSplit/>
-          <w:trHeight w:val="624"/>
+          <w:trHeight w:val="780" w:hRule="atLeast"/>
         </w:trPr>
         <w:tc>
           <w:tcPr>
             <w:vAlign w:val="center"/>
             <w:tcW w:w="5115" w:type="dxa"/>
+            <w:shd w:val="clear" w:fill="FFFFFF"/>
           </w:tcPr>
           <w:p>
             <w:pPr>
-              <w:spacing w:after="20" w:before="20"/>
+              <w:spacing w:after="60" w:before="0" w:line="257" w:lineRule="auto"/>
             </w:pPr>
             <w:r>
               <w:rPr>
+                <w:rFonts w:ascii="Arial" w:hAnsi="Arial"/>
+                <w:b w:val="0"/>
+                <w:color w:val="243943"/>
                 <w:sz w:val="22"/>
               </w:rPr>
               <w:t>Ramp height</w:t>
@@ -648,13 +735,17 @@
           <w:tcPr>
             <w:vAlign w:val="center"/>
             <w:tcW w:w="4751" w:type="dxa"/>
+            <w:shd w:val="clear" w:fill="FFFFFF"/>
           </w:tcPr>
           <w:p>
             <w:pPr>
-              <w:spacing w:after="20" w:before="20"/>
+              <w:spacing w:after="60" w:before="0" w:line="257" w:lineRule="auto"/>
             </w:pPr>
             <w:r>
               <w:rPr>
+                <w:rFonts w:ascii="Arial" w:hAnsi="Arial"/>
+                <w:b w:val="0"/>
+                <w:color w:val="243943"/>
                 <w:sz w:val="22"/>
               </w:rPr>
             </w:r>
@@ -664,19 +755,23 @@
       <w:tr>
         <w:trPr>
           <w:cantSplit/>
-          <w:trHeight w:val="624"/>
+          <w:trHeight w:val="780" w:hRule="atLeast"/>
         </w:trPr>
         <w:tc>
           <w:tcPr>
             <w:vAlign w:val="center"/>
             <w:tcW w:w="5115" w:type="dxa"/>
+            <w:shd w:val="clear" w:fill="FFFFFF"/>
           </w:tcPr>
           <w:p>
             <w:pPr>
-              <w:spacing w:after="20" w:before="20"/>
+              <w:spacing w:after="60" w:before="0" w:line="257" w:lineRule="auto"/>
             </w:pPr>
             <w:r>
               <w:rPr>
+                <w:rFonts w:ascii="Arial" w:hAnsi="Arial"/>
+                <w:b w:val="0"/>
+                <w:color w:val="243943"/>
                 <w:sz w:val="22"/>
               </w:rPr>
               <w:t>Which trolley</w:t>
@@ -687,13 +782,17 @@
           <w:tcPr>
             <w:vAlign w:val="center"/>
             <w:tcW w:w="4751" w:type="dxa"/>
+            <w:shd w:val="clear" w:fill="FFFFFF"/>
           </w:tcPr>
           <w:p>
             <w:pPr>
-              <w:spacing w:after="20" w:before="20"/>
+              <w:spacing w:after="60" w:before="0" w:line="257" w:lineRule="auto"/>
             </w:pPr>
             <w:r>
               <w:rPr>
+                <w:rFonts w:ascii="Arial" w:hAnsi="Arial"/>
+                <w:b w:val="0"/>
+                <w:color w:val="243943"/>
                 <w:sz w:val="22"/>
               </w:rPr>
             </w:r>
@@ -703,19 +802,23 @@
       <w:tr>
         <w:trPr>
           <w:cantSplit/>
-          <w:trHeight w:val="624"/>
+          <w:trHeight w:val="780" w:hRule="atLeast"/>
         </w:trPr>
         <w:tc>
           <w:tcPr>
             <w:vAlign w:val="center"/>
             <w:tcW w:w="5115" w:type="dxa"/>
+            <w:shd w:val="clear" w:fill="FFFFFF"/>
           </w:tcPr>
           <w:p>
             <w:pPr>
-              <w:spacing w:after="20" w:before="20"/>
+              <w:spacing w:after="60" w:before="0" w:line="257" w:lineRule="auto"/>
             </w:pPr>
             <w:r>
               <w:rPr>
+                <w:rFonts w:ascii="Arial" w:hAnsi="Arial"/>
+                <w:b w:val="0"/>
+                <w:color w:val="243943"/>
                 <w:sz w:val="22"/>
               </w:rPr>
               <w:t>Release method</w:t>
@@ -726,13 +829,17 @@
           <w:tcPr>
             <w:vAlign w:val="center"/>
             <w:tcW w:w="4751" w:type="dxa"/>
+            <w:shd w:val="clear" w:fill="FFFFFF"/>
           </w:tcPr>
           <w:p>
             <w:pPr>
-              <w:spacing w:after="20" w:before="20"/>
+              <w:spacing w:after="60" w:before="0" w:line="257" w:lineRule="auto"/>
             </w:pPr>
             <w:r>
               <w:rPr>
+                <w:rFonts w:ascii="Arial" w:hAnsi="Arial"/>
+                <w:b w:val="0"/>
+                <w:color w:val="243943"/>
                 <w:sz w:val="22"/>
               </w:rPr>
             </w:r>
@@ -744,8 +851,10 @@
       <w:pPr>
         <w:pStyle w:val="ResponseLine"/>
         <w:pBdr>
-          <w:bottom w:val="single" w:sz="3" w:space="1" w:color="ACBBB7"/>
+          <w:bottom w:val="single" w:sz="4" w:color="B7CEC3" w:space="0"/>
+          <w:between w:val="single" w:sz="4" w:color="B7CEC3" w:space="0"/>
         </w:pBdr>
+        <w:spacing w:line="440" w:lineRule="exact" w:after="0"/>
       </w:pPr>
       <w:r>
         <w:t xml:space="preserve"> </w:t>
@@ -755,8 +864,10 @@
       <w:pPr>
         <w:pStyle w:val="ResponseLine"/>
         <w:pBdr>
-          <w:bottom w:val="single" w:sz="3" w:space="1" w:color="ACBBB7"/>
+          <w:bottom w:val="single" w:sz="4" w:color="B7CEC3" w:space="0"/>
+          <w:between w:val="single" w:sz="4" w:color="B7CEC3" w:space="0"/>
         </w:pBdr>
+        <w:spacing w:line="440" w:lineRule="exact" w:after="0"/>
       </w:pPr>
       <w:r>
         <w:t xml:space="preserve"> </w:t>
@@ -766,8 +877,10 @@
       <w:pPr>
         <w:pStyle w:val="ResponseLine"/>
         <w:pBdr>
-          <w:bottom w:val="single" w:sz="3" w:space="1" w:color="ACBBB7"/>
+          <w:bottom w:val="single" w:sz="4" w:color="B7CEC3" w:space="0"/>
+          <w:between w:val="single" w:sz="4" w:color="B7CEC3" w:space="0"/>
         </w:pBdr>
+        <w:spacing w:line="440" w:lineRule="exact" w:after="0"/>
       </w:pPr>
       <w:r>
         <w:t xml:space="preserve"> </w:t>
@@ -777,8 +890,10 @@
       <w:pPr>
         <w:pStyle w:val="ResponseLine"/>
         <w:pBdr>
-          <w:bottom w:val="single" w:sz="3" w:space="1" w:color="ACBBB7"/>
+          <w:bottom w:val="single" w:sz="4" w:color="B7CEC3" w:space="0"/>
+          <w:between w:val="single" w:sz="4" w:color="B7CEC3" w:space="0"/>
         </w:pBdr>
+        <w:spacing w:line="440" w:lineRule="exact" w:after="0"/>
       </w:pPr>
       <w:r>
         <w:t xml:space="preserve"> </w:t>
@@ -788,6 +903,11 @@
       <w:pPr>
         <w:pStyle w:val="Kicker"/>
         <w:pageBreakBefore/>
+        <w:shd w:val="clear" w:fill="EDF5F0"/>
+        <w:pBdr>
+          <w:left w:val="single" w:sz="16" w:color="28675C" w:space="5"/>
+        </w:pBdr>
+        <w:ind w:left="91"/>
       </w:pPr>
       <w:r>
         <w:t>PUPIL TASK / Autumn 1 · Week 5 · Lesson A</w:t>
@@ -816,24 +936,24 @@
     </w:p>
     <w:tbl>
       <w:tblPr>
-        <w:jc w:val="left"/>
         <w:tblLayout w:type="fixed"/>
         <w:tblLook w:firstColumn="1" w:firstRow="1" w:lastColumn="0" w:lastRow="0" w:noHBand="0" w:noVBand="1" w:val="04A0"/>
         <w:tblW w:w="9866" w:type="dxa"/>
+        <w:jc w:val="left"/>
         <w:tblInd w:w="120" w:type="dxa"/>
         <w:tblCellMar>
-          <w:top w:w="100" w:type="dxa"/>
-          <w:left w:w="100" w:type="dxa"/>
-          <w:bottom w:w="100" w:type="dxa"/>
-          <w:right w:w="100" w:type="dxa"/>
+          <w:top w:w="90" w:type="dxa"/>
+          <w:left w:w="120" w:type="dxa"/>
+          <w:bottom w:w="90" w:type="dxa"/>
+          <w:right w:w="120" w:type="dxa"/>
         </w:tblCellMar>
         <w:tblBorders>
-          <w:top w:val="single" w:sz="4" w:color="ACBBB7"/>
-          <w:left w:val="single" w:sz="4" w:color="ACBBB7"/>
-          <w:bottom w:val="single" w:sz="4" w:color="ACBBB7"/>
-          <w:right w:val="single" w:sz="4" w:color="ACBBB7"/>
-          <w:insideH w:val="single" w:sz="4" w:color="ACBBB7"/>
-          <w:insideV w:val="single" w:sz="4" w:color="ACBBB7"/>
+          <w:top w:val="single" w:sz="4" w:color="B7CEC3"/>
+          <w:left w:val="single" w:sz="4" w:color="B7CEC3"/>
+          <w:bottom w:val="single" w:sz="4" w:color="B7CEC3"/>
+          <w:right w:val="single" w:sz="4" w:color="B7CEC3"/>
+          <w:insideH w:val="single" w:sz="4" w:color="B7CEC3"/>
+          <w:insideV w:val="single" w:sz="4" w:color="B7CEC3"/>
         </w:tblBorders>
       </w:tblPr>
       <w:tblGrid>
@@ -849,16 +969,17 @@
           <w:tcPr>
             <w:vAlign w:val="center"/>
             <w:tcW w:w="5846" w:type="dxa"/>
-            <w:shd w:fill="F7F4EC"/>
+            <w:shd w:fill="28675C" w:val="clear"/>
           </w:tcPr>
           <w:p>
             <w:pPr>
-              <w:spacing w:after="20" w:before="20"/>
+              <w:spacing w:after="60" w:before="0" w:line="257" w:lineRule="auto"/>
             </w:pPr>
             <w:r>
               <w:rPr>
+                <w:rFonts w:ascii="Arial" w:hAnsi="Arial"/>
                 <w:b/>
-                <w:color w:val="173348"/>
+                <w:color w:val="FFFFFF"/>
                 <w:sz w:val="22"/>
               </w:rPr>
               <w:t>Claim</w:t>
@@ -869,16 +990,17 @@
           <w:tcPr>
             <w:vAlign w:val="center"/>
             <w:tcW w:w="4020" w:type="dxa"/>
-            <w:shd w:fill="F7F4EC"/>
+            <w:shd w:fill="28675C" w:val="clear"/>
           </w:tcPr>
           <w:p>
             <w:pPr>
-              <w:spacing w:after="20" w:before="20"/>
+              <w:spacing w:after="60" w:before="0" w:line="257" w:lineRule="auto"/>
             </w:pPr>
             <w:r>
               <w:rPr>
+                <w:rFonts w:ascii="Arial" w:hAnsi="Arial"/>
                 <w:b/>
-                <w:color w:val="173348"/>
+                <w:color w:val="FFFFFF"/>
                 <w:sz w:val="22"/>
               </w:rPr>
               <w:t>Category / correction</w:t>
@@ -889,19 +1011,23 @@
       <w:tr>
         <w:trPr>
           <w:cantSplit/>
-          <w:trHeight w:val="680"/>
+          <w:trHeight w:val="780" w:hRule="atLeast"/>
         </w:trPr>
         <w:tc>
           <w:tcPr>
             <w:vAlign w:val="center"/>
             <w:tcW w:w="5846" w:type="dxa"/>
+            <w:shd w:val="clear" w:fill="FFFFFF"/>
           </w:tcPr>
           <w:p>
             <w:pPr>
-              <w:spacing w:after="20" w:before="20"/>
+              <w:spacing w:after="60" w:before="0" w:line="257" w:lineRule="auto"/>
             </w:pPr>
             <w:r>
               <w:rPr>
+                <w:rFonts w:ascii="Arial" w:hAnsi="Arial"/>
+                <w:b w:val="0"/>
+                <w:color w:val="243943"/>
                 <w:sz w:val="22"/>
               </w:rPr>
               <w:t>Same ramp height; different surfaces</w:t>
@@ -912,13 +1038,17 @@
           <w:tcPr>
             <w:vAlign w:val="center"/>
             <w:tcW w:w="4020" w:type="dxa"/>
+            <w:shd w:val="clear" w:fill="FFFFFF"/>
           </w:tcPr>
           <w:p>
             <w:pPr>
-              <w:spacing w:after="20" w:before="20"/>
+              <w:spacing w:after="60" w:before="0" w:line="257" w:lineRule="auto"/>
             </w:pPr>
             <w:r>
               <w:rPr>
+                <w:rFonts w:ascii="Arial" w:hAnsi="Arial"/>
+                <w:b w:val="0"/>
+                <w:color w:val="243943"/>
                 <w:sz w:val="22"/>
               </w:rPr>
             </w:r>
@@ -928,19 +1058,23 @@
       <w:tr>
         <w:trPr>
           <w:cantSplit/>
-          <w:trHeight w:val="680"/>
+          <w:trHeight w:val="780" w:hRule="atLeast"/>
         </w:trPr>
         <w:tc>
           <w:tcPr>
             <w:vAlign w:val="center"/>
             <w:tcW w:w="5846" w:type="dxa"/>
+            <w:shd w:val="clear" w:fill="FFFFFF"/>
           </w:tcPr>
           <w:p>
             <w:pPr>
-              <w:spacing w:after="20" w:before="20"/>
+              <w:spacing w:after="60" w:before="0" w:line="257" w:lineRule="auto"/>
             </w:pPr>
             <w:r>
               <w:rPr>
+                <w:rFonts w:ascii="Arial" w:hAnsi="Arial"/>
+                <w:b w:val="0"/>
+                <w:color w:val="243943"/>
                 <w:sz w:val="22"/>
               </w:rPr>
               <w:t>Different ramp heights AND surfaces</w:t>
@@ -951,13 +1085,17 @@
           <w:tcPr>
             <w:vAlign w:val="center"/>
             <w:tcW w:w="4020" w:type="dxa"/>
+            <w:shd w:val="clear" w:fill="FFFFFF"/>
           </w:tcPr>
           <w:p>
             <w:pPr>
-              <w:spacing w:after="20" w:before="20"/>
+              <w:spacing w:after="60" w:before="0" w:line="257" w:lineRule="auto"/>
             </w:pPr>
             <w:r>
               <w:rPr>
+                <w:rFonts w:ascii="Arial" w:hAnsi="Arial"/>
+                <w:b w:val="0"/>
+                <w:color w:val="243943"/>
                 <w:sz w:val="22"/>
               </w:rPr>
             </w:r>
@@ -967,19 +1105,23 @@
       <w:tr>
         <w:trPr>
           <w:cantSplit/>
-          <w:trHeight w:val="680"/>
+          <w:trHeight w:val="780" w:hRule="atLeast"/>
         </w:trPr>
         <w:tc>
           <w:tcPr>
             <w:vAlign w:val="center"/>
             <w:tcW w:w="5846" w:type="dxa"/>
+            <w:shd w:val="clear" w:fill="FFFFFF"/>
           </w:tcPr>
           <w:p>
             <w:pPr>
-              <w:spacing w:after="20" w:before="20"/>
+              <w:spacing w:after="60" w:before="0" w:line="257" w:lineRule="auto"/>
             </w:pPr>
             <w:r>
               <w:rPr>
+                <w:rFonts w:ascii="Arial" w:hAnsi="Arial"/>
+                <w:b w:val="0"/>
+                <w:color w:val="243943"/>
                 <w:sz w:val="22"/>
               </w:rPr>
               <w:t>Three repeats per surface</w:t>
@@ -990,13 +1132,17 @@
           <w:tcPr>
             <w:vAlign w:val="center"/>
             <w:tcW w:w="4020" w:type="dxa"/>
+            <w:shd w:val="clear" w:fill="FFFFFF"/>
           </w:tcPr>
           <w:p>
             <w:pPr>
-              <w:spacing w:after="20" w:before="20"/>
+              <w:spacing w:after="60" w:before="0" w:line="257" w:lineRule="auto"/>
             </w:pPr>
             <w:r>
               <w:rPr>
+                <w:rFonts w:ascii="Arial" w:hAnsi="Arial"/>
+                <w:b w:val="0"/>
+                <w:color w:val="243943"/>
                 <w:sz w:val="22"/>
               </w:rPr>
             </w:r>
@@ -1006,19 +1152,23 @@
       <w:tr>
         <w:trPr>
           <w:cantSplit/>
-          <w:trHeight w:val="680"/>
+          <w:trHeight w:val="780" w:hRule="atLeast"/>
         </w:trPr>
         <w:tc>
           <w:tcPr>
             <w:vAlign w:val="center"/>
             <w:tcW w:w="5846" w:type="dxa"/>
+            <w:shd w:val="clear" w:fill="FFFFFF"/>
           </w:tcPr>
           <w:p>
             <w:pPr>
-              <w:spacing w:after="20" w:before="20"/>
+              <w:spacing w:after="60" w:before="0" w:line="257" w:lineRule="auto"/>
             </w:pPr>
             <w:r>
               <w:rPr>
+                <w:rFonts w:ascii="Arial" w:hAnsi="Arial"/>
+                <w:b w:val="0"/>
+                <w:color w:val="243943"/>
                 <w:sz w:val="22"/>
               </w:rPr>
               <w:t>Ignore a result you dislike</w:t>
@@ -1029,13 +1179,17 @@
           <w:tcPr>
             <w:vAlign w:val="center"/>
             <w:tcW w:w="4020" w:type="dxa"/>
+            <w:shd w:val="clear" w:fill="FFFFFF"/>
           </w:tcPr>
           <w:p>
             <w:pPr>
-              <w:spacing w:after="20" w:before="20"/>
+              <w:spacing w:after="60" w:before="0" w:line="257" w:lineRule="auto"/>
             </w:pPr>
             <w:r>
               <w:rPr>
+                <w:rFonts w:ascii="Arial" w:hAnsi="Arial"/>
+                <w:b w:val="0"/>
+                <w:color w:val="243943"/>
                 <w:sz w:val="22"/>
               </w:rPr>
             </w:r>
@@ -1045,19 +1199,23 @@
       <w:tr>
         <w:trPr>
           <w:cantSplit/>
-          <w:trHeight w:val="680"/>
+          <w:trHeight w:val="780" w:hRule="atLeast"/>
         </w:trPr>
         <w:tc>
           <w:tcPr>
             <w:vAlign w:val="center"/>
             <w:tcW w:w="5846" w:type="dxa"/>
+            <w:shd w:val="clear" w:fill="FFFFFF"/>
           </w:tcPr>
           <w:p>
             <w:pPr>
-              <w:spacing w:after="20" w:before="20"/>
+              <w:spacing w:after="60" w:before="0" w:line="257" w:lineRule="auto"/>
             </w:pPr>
             <w:r>
               <w:rPr>
+                <w:rFonts w:ascii="Arial" w:hAnsi="Arial"/>
+                <w:b w:val="0"/>
+                <w:color w:val="243943"/>
                 <w:sz w:val="22"/>
               </w:rPr>
               <w:t>Measure in 'about a ruler'</w:t>
@@ -1068,13 +1226,17 @@
           <w:tcPr>
             <w:vAlign w:val="center"/>
             <w:tcW w:w="4020" w:type="dxa"/>
+            <w:shd w:val="clear" w:fill="FFFFFF"/>
           </w:tcPr>
           <w:p>
             <w:pPr>
-              <w:spacing w:after="20" w:before="20"/>
+              <w:spacing w:after="60" w:before="0" w:line="257" w:lineRule="auto"/>
             </w:pPr>
             <w:r>
               <w:rPr>
+                <w:rFonts w:ascii="Arial" w:hAnsi="Arial"/>
+                <w:b w:val="0"/>
+                <w:color w:val="243943"/>
                 <w:sz w:val="22"/>
               </w:rPr>
             </w:r>
@@ -1086,8 +1248,10 @@
       <w:pPr>
         <w:pStyle w:val="ResponseLine"/>
         <w:pBdr>
-          <w:bottom w:val="single" w:sz="3" w:space="1" w:color="ACBBB7"/>
+          <w:bottom w:val="single" w:sz="4" w:color="B7CEC3" w:space="0"/>
+          <w:between w:val="single" w:sz="4" w:color="B7CEC3" w:space="0"/>
         </w:pBdr>
+        <w:spacing w:line="440" w:lineRule="exact" w:after="0"/>
       </w:pPr>
       <w:r>
         <w:t xml:space="preserve"> </w:t>
@@ -1097,8 +1261,10 @@
       <w:pPr>
         <w:pStyle w:val="ResponseLine"/>
         <w:pBdr>
-          <w:bottom w:val="single" w:sz="3" w:space="1" w:color="ACBBB7"/>
+          <w:bottom w:val="single" w:sz="4" w:color="B7CEC3" w:space="0"/>
+          <w:between w:val="single" w:sz="4" w:color="B7CEC3" w:space="0"/>
         </w:pBdr>
+        <w:spacing w:line="440" w:lineRule="exact" w:after="0"/>
       </w:pPr>
       <w:r>
         <w:t xml:space="preserve"> </w:t>
@@ -1108,8 +1274,10 @@
       <w:pPr>
         <w:pStyle w:val="ResponseLine"/>
         <w:pBdr>
-          <w:bottom w:val="single" w:sz="3" w:space="1" w:color="ACBBB7"/>
+          <w:bottom w:val="single" w:sz="4" w:color="B7CEC3" w:space="0"/>
+          <w:between w:val="single" w:sz="4" w:color="B7CEC3" w:space="0"/>
         </w:pBdr>
+        <w:spacing w:line="440" w:lineRule="exact" w:after="0"/>
       </w:pPr>
       <w:r>
         <w:t xml:space="preserve"> </w:t>
@@ -1119,8 +1287,10 @@
       <w:pPr>
         <w:pStyle w:val="ResponseLine"/>
         <w:pBdr>
-          <w:bottom w:val="single" w:sz="3" w:space="1" w:color="ACBBB7"/>
+          <w:bottom w:val="single" w:sz="4" w:color="B7CEC3" w:space="0"/>
+          <w:between w:val="single" w:sz="4" w:color="B7CEC3" w:space="0"/>
         </w:pBdr>
+        <w:spacing w:line="440" w:lineRule="exact" w:after="0"/>
       </w:pPr>
       <w:r>
         <w:t xml:space="preserve"> </w:t>
@@ -1130,6 +1300,11 @@
       <w:pPr>
         <w:pStyle w:val="Kicker"/>
         <w:pageBreakBefore/>
+        <w:shd w:val="clear" w:fill="EDF5F0"/>
+        <w:pBdr>
+          <w:left w:val="single" w:sz="16" w:color="28675C" w:space="5"/>
+        </w:pBdr>
+        <w:ind w:left="91"/>
       </w:pPr>
       <w:r>
         <w:t>PUPIL TASK / Autumn 1 · Week 5 · Lesson A</w:t>
@@ -1193,8 +1368,10 @@
       <w:pPr>
         <w:pStyle w:val="ResponseLine"/>
         <w:pBdr>
-          <w:bottom w:val="single" w:sz="3" w:space="1" w:color="ACBBB7"/>
+          <w:bottom w:val="single" w:sz="4" w:color="B7CEC3" w:space="0"/>
+          <w:between w:val="single" w:sz="4" w:color="B7CEC3" w:space="0"/>
         </w:pBdr>
+        <w:spacing w:line="440" w:lineRule="exact" w:after="0"/>
       </w:pPr>
       <w:r>
         <w:t xml:space="preserve"> </w:t>
@@ -1204,8 +1381,10 @@
       <w:pPr>
         <w:pStyle w:val="ResponseLine"/>
         <w:pBdr>
-          <w:bottom w:val="single" w:sz="3" w:space="1" w:color="ACBBB7"/>
+          <w:bottom w:val="single" w:sz="4" w:color="B7CEC3" w:space="0"/>
+          <w:between w:val="single" w:sz="4" w:color="B7CEC3" w:space="0"/>
         </w:pBdr>
+        <w:spacing w:line="440" w:lineRule="exact" w:after="0"/>
       </w:pPr>
       <w:r>
         <w:t xml:space="preserve"> </w:t>
@@ -1215,8 +1394,10 @@
       <w:pPr>
         <w:pStyle w:val="ResponseLine"/>
         <w:pBdr>
-          <w:bottom w:val="single" w:sz="3" w:space="1" w:color="ACBBB7"/>
+          <w:bottom w:val="single" w:sz="4" w:color="B7CEC3" w:space="0"/>
+          <w:between w:val="single" w:sz="4" w:color="B7CEC3" w:space="0"/>
         </w:pBdr>
+        <w:spacing w:line="440" w:lineRule="exact" w:after="0"/>
       </w:pPr>
       <w:r>
         <w:t xml:space="preserve"> </w:t>
@@ -1226,8 +1407,10 @@
       <w:pPr>
         <w:pStyle w:val="ResponseLine"/>
         <w:pBdr>
-          <w:bottom w:val="single" w:sz="3" w:space="1" w:color="ACBBB7"/>
+          <w:bottom w:val="single" w:sz="4" w:color="B7CEC3" w:space="0"/>
+          <w:between w:val="single" w:sz="4" w:color="B7CEC3" w:space="0"/>
         </w:pBdr>
+        <w:spacing w:line="440" w:lineRule="exact" w:after="0"/>
       </w:pPr>
       <w:r>
         <w:t xml:space="preserve"> </w:t>
@@ -1237,8 +1420,10 @@
       <w:pPr>
         <w:pStyle w:val="ResponseLine"/>
         <w:pBdr>
-          <w:bottom w:val="single" w:sz="3" w:space="1" w:color="ACBBB7"/>
+          <w:bottom w:val="single" w:sz="4" w:color="B7CEC3" w:space="0"/>
+          <w:between w:val="single" w:sz="4" w:color="B7CEC3" w:space="0"/>
         </w:pBdr>
+        <w:spacing w:line="440" w:lineRule="exact" w:after="0"/>
       </w:pPr>
       <w:r>
         <w:t xml:space="preserve"> </w:t>
@@ -1248,8 +1433,10 @@
       <w:pPr>
         <w:pStyle w:val="ResponseLine"/>
         <w:pBdr>
-          <w:bottom w:val="single" w:sz="3" w:space="1" w:color="ACBBB7"/>
+          <w:bottom w:val="single" w:sz="4" w:color="B7CEC3" w:space="0"/>
+          <w:between w:val="single" w:sz="4" w:color="B7CEC3" w:space="0"/>
         </w:pBdr>
+        <w:spacing w:line="440" w:lineRule="exact" w:after="0"/>
       </w:pPr>
       <w:r>
         <w:t xml:space="preserve"> </w:t>
@@ -1259,8 +1446,10 @@
       <w:pPr>
         <w:pStyle w:val="ResponseLine"/>
         <w:pBdr>
-          <w:bottom w:val="single" w:sz="3" w:space="1" w:color="ACBBB7"/>
+          <w:bottom w:val="single" w:sz="4" w:color="B7CEC3" w:space="0"/>
+          <w:between w:val="single" w:sz="4" w:color="B7CEC3" w:space="0"/>
         </w:pBdr>
+        <w:spacing w:line="440" w:lineRule="exact" w:after="0"/>
       </w:pPr>
       <w:r>
         <w:t xml:space="preserve"> </w:t>
@@ -1270,8 +1459,10 @@
       <w:pPr>
         <w:pStyle w:val="ResponseLine"/>
         <w:pBdr>
-          <w:bottom w:val="single" w:sz="3" w:space="1" w:color="ACBBB7"/>
+          <w:bottom w:val="single" w:sz="4" w:color="B7CEC3" w:space="0"/>
+          <w:between w:val="single" w:sz="4" w:color="B7CEC3" w:space="0"/>
         </w:pBdr>
+        <w:spacing w:line="440" w:lineRule="exact" w:after="0"/>
       </w:pPr>
       <w:r>
         <w:t xml:space="preserve"> </w:t>
@@ -1281,6 +1472,11 @@
       <w:pPr>
         <w:pStyle w:val="Kicker"/>
         <w:pageBreakBefore/>
+        <w:shd w:val="clear" w:fill="EDF5F0"/>
+        <w:pBdr>
+          <w:left w:val="single" w:sz="16" w:color="28675C" w:space="5"/>
+        </w:pBdr>
+        <w:ind w:left="91"/>
       </w:pPr>
       <w:r>
         <w:t>CHOOSE A RESPONSE ROUTE</w:t>
@@ -1344,9 +1540,9 @@
     <w:p>
       <w:pPr>
         <w:pStyle w:val="Callout"/>
-        <w:shd w:fill="F7F4EC"/>
+        <w:shd w:fill="EDF5F0" w:val="clear"/>
         <w:pBdr>
-          <w:left w:val="single" w:sz="18" w:space="8" w:color="28675C"/>
+          <w:left w:val="single" w:sz="20" w:color="28675C" w:space="7"/>
         </w:pBdr>
       </w:pPr>
       <w:r>
@@ -1357,7 +1553,7 @@
       <w:headerReference w:type="default" r:id="rId9"/>
       <w:footerReference w:type="default" r:id="rId10"/>
       <w:pgSz w:w="11906" w:h="16838"/>
-      <w:pgMar w:top="1020" w:right="1020" w:bottom="1020" w:left="1020" w:header="369" w:footer="369" w:gutter="0"/>
+      <w:pgMar w:top="1020" w:right="1020" w:bottom="1020" w:left="1020" w:header="340" w:footer="340" w:gutter="0"/>
       <w:cols w:space="720"/>
       <w:docGrid w:linePitch="360"/>
     </w:sectPr>
@@ -1370,8 +1566,17 @@
   <w:p>
     <w:pPr>
       <w:pStyle w:val="Small"/>
+      <w:pBdr>
+        <w:top w:val="single" w:sz="4" w:color="B7CEC3" w:space="5"/>
+      </w:pBdr>
     </w:pPr>
     <w:r>
+      <w:rPr>
+        <w:rFonts w:ascii="Arial" w:hAnsi="Arial"/>
+        <w:b w:val="0"/>
+        <w:color w:val="56686C"/>
+        <w:sz w:val="17"/>
+      </w:rPr>
       <w:t xml:space="preserve">Autumn 1 · Week 5 · Lesson A  |  Pupil materials  |  </w:t>
     </w:r>
     <w:fldSimple w:instr="PAGE"/>
@@ -1384,8 +1589,18 @@
   <w:p>
     <w:pPr>
       <w:pStyle w:val="Kicker"/>
+      <w:spacing w:after="100"/>
+      <w:pBdr>
+        <w:bottom w:val="single" w:sz="7" w:color="28675C" w:space="5"/>
+      </w:pBdr>
     </w:pPr>
     <w:r>
+      <w:rPr>
+        <w:rFonts w:ascii="Arial" w:hAnsi="Arial"/>
+        <w:b/>
+        <w:color w:val="28675C"/>
+        <w:sz w:val="19"/>
+      </w:rPr>
       <w:t>MADE BY MATT  /  GROW SCIENCE</w:t>
     </w:r>
   </w:p>
@@ -1790,12 +2005,13 @@
     <w:qFormat/>
     <w:rsid w:val="00FC693F"/>
     <w:pPr>
-      <w:spacing w:before="0" w:after="120" w:line="250" w:lineRule="auto"/>
+      <w:widowControl/>
+      <w:spacing w:before="0" w:after="120" w:line="254" w:lineRule="auto"/>
     </w:pPr>
     <w:rPr>
       <w:rFonts w:ascii="Arial" w:hAnsi="Arial" w:eastAsia="Arial" w:cs="Arial"/>
       <w:b w:val="0"/>
-      <w:color w:val="25343E"/>
+      <w:color w:val="243943"/>
       <w:sz w:val="24"/>
     </w:rPr>
   </w:style>
@@ -1854,15 +2070,19 @@
     <w:pPr>
       <w:keepNext/>
       <w:keepLines/>
-      <w:spacing w:before="220" w:after="120" w:line="250" w:lineRule="auto"/>
+      <w:widowControl/>
+      <w:spacing w:before="200" w:after="100" w:line="250" w:lineRule="auto"/>
       <w:outlineLvl w:val="0"/>
+      <w:pBdr>
+        <w:bottom w:val="single" w:sz="4" w:color="B7CEC3" w:space="3"/>
+      </w:pBdr>
     </w:pPr>
     <w:rPr>
       <w:rFonts w:ascii="Arial" w:hAnsi="Arial" w:eastAsia="Arial" w:cs="Arial"/>
       <w:b/>
       <w:bCs/>
       <w:color w:val="28675C"/>
-      <w:sz w:val="32"/>
+      <w:sz w:val="30"/>
       <w:szCs w:val="28"/>
     </w:rPr>
   </w:style>
@@ -1878,7 +2098,8 @@
     <w:pPr>
       <w:keepNext/>
       <w:keepLines/>
-      <w:spacing w:before="140" w:after="120" w:line="250" w:lineRule="auto"/>
+      <w:widowControl/>
+      <w:spacing w:before="160" w:after="80" w:line="252" w:lineRule="auto"/>
       <w:outlineLvl w:val="1"/>
     </w:pPr>
     <w:rPr>
@@ -2141,16 +2362,17 @@
     <w:rsid w:val="00FC693F"/>
     <w:pPr>
       <w:keepNext/>
-      <w:spacing w:after="120" w:line="250" w:lineRule="auto" w:before="0"/>
+      <w:widowControl/>
+      <w:spacing w:after="140" w:line="245" w:lineRule="auto" w:before="0"/>
       <w:contextualSpacing/>
     </w:pPr>
     <w:rPr>
       <w:rFonts w:ascii="Arial" w:hAnsi="Arial" w:eastAsia="Arial" w:cs="Arial"/>
-      <w:b w:val="0"/>
+      <w:b/>
       <w:color w:val="173348"/>
       <w:spacing w:val="5"/>
       <w:kern w:val="28"/>
-      <w:sz w:val="48"/>
+      <w:sz w:val="50"/>
       <w:szCs w:val="52"/>
     </w:rPr>
   </w:style>
@@ -2179,19 +2401,20 @@
     <w:rsid w:val="00FC693F"/>
     <w:pPr>
       <w:keepNext/>
+      <w:widowControl/>
       <w:numPr>
         <w:ilvl w:val="1"/>
       </w:numPr>
-      <w:spacing w:before="0" w:after="120" w:line="250" w:lineRule="auto"/>
+      <w:spacing w:before="0" w:after="160" w:line="259" w:lineRule="auto"/>
     </w:pPr>
     <w:rPr>
       <w:rFonts w:ascii="Arial" w:hAnsi="Arial" w:eastAsia="Arial" w:cs="Arial"/>
       <w:b w:val="0"/>
-      <w:i/>
+      <w:i w:val="0"/>
       <w:iCs/>
-      <w:color w:val="53626A"/>
+      <w:color w:val="56686C"/>
       <w:spacing w:val="15"/>
-      <w:sz w:val="24"/>
+      <w:sz w:val="23"/>
       <w:szCs w:val="24"/>
     </w:rPr>
   </w:style>
@@ -13486,7 +13709,9 @@
   <w:style w:type="paragraph" w:customStyle="1" w:styleId="Kicker">
     <w:name w:val="Kicker"/>
     <w:pPr>
-      <w:spacing w:before="0" w:after="120" w:line="250" w:lineRule="auto"/>
+      <w:keepNext/>
+      <w:widowControl/>
+      <w:spacing w:before="0" w:after="120" w:line="245" w:lineRule="auto"/>
     </w:pPr>
     <w:rPr>
       <w:rFonts w:ascii="Arial" w:hAnsi="Arial" w:eastAsia="Arial" w:cs="Arial"/>
@@ -13498,37 +13723,49 @@
   <w:style w:type="paragraph" w:customStyle="1" w:styleId="Small">
     <w:name w:val="Small"/>
     <w:pPr>
-      <w:spacing w:before="0" w:after="120" w:line="250" w:lineRule="auto"/>
+      <w:widowControl/>
+      <w:spacing w:before="0" w:after="100" w:line="257" w:lineRule="auto"/>
     </w:pPr>
     <w:rPr>
       <w:rFonts w:ascii="Arial" w:hAnsi="Arial" w:eastAsia="Arial" w:cs="Arial"/>
       <w:b w:val="0"/>
-      <w:color w:val="53626A"/>
+      <w:color w:val="56686C"/>
       <w:sz w:val="18"/>
     </w:rPr>
   </w:style>
   <w:style w:type="paragraph" w:customStyle="1" w:styleId="ResponseLine">
     <w:name w:val="ResponseLine"/>
     <w:pPr>
+      <w:widowControl/>
       <w:spacing w:before="0" w:after="0" w:line="440" w:lineRule="exact"/>
+      <w:pBdr>
+        <w:bottom w:val="single" w:sz="4" w:color="B7CEC3" w:space="0"/>
+        <w:between w:val="single" w:sz="4" w:color="B7CEC3" w:space="0"/>
+      </w:pBdr>
     </w:pPr>
     <w:rPr>
       <w:rFonts w:ascii="Arial" w:hAnsi="Arial" w:eastAsia="Arial" w:cs="Arial"/>
       <w:b w:val="0"/>
-      <w:color w:val="25343E"/>
+      <w:color w:val="243943"/>
       <w:sz w:val="24"/>
     </w:rPr>
   </w:style>
   <w:style w:type="paragraph" w:customStyle="1" w:styleId="Callout">
     <w:name w:val="Callout"/>
     <w:pPr>
-      <w:spacing w:before="120" w:after="160" w:line="250" w:lineRule="auto"/>
+      <w:widowControl/>
+      <w:spacing w:before="140" w:after="180" w:line="264" w:lineRule="auto"/>
+      <w:shd w:val="clear" w:fill="EDF5F0"/>
+      <w:pBdr>
+        <w:left w:val="single" w:sz="20" w:color="28675C" w:space="7"/>
+      </w:pBdr>
+      <w:ind w:left="136" w:right="91"/>
     </w:pPr>
     <w:rPr>
       <w:rFonts w:ascii="Arial" w:hAnsi="Arial" w:eastAsia="Arial" w:cs="Arial"/>
       <w:b w:val="0"/>
-      <w:color w:val="25343E"/>
-      <w:sz w:val="22"/>
+      <w:color w:val="243943"/>
+      <w:sz w:val="23"/>
     </w:rPr>
   </w:style>
 </w:styles>
